--- a/docs/РПЗ_Угрюмов_ИУ5-42Б.docx
+++ b/docs/РПЗ_Угрюмов_ИУ5-42Б.docx
@@ -1297,6 +1297,7 @@
               <w:rPr>
                 <w:rFonts w:eastAsia="Times New Roman" w:cs="Times New Roman"/>
                 <w:sz w:val="22"/>
+                <w:lang w:val="ru-RU"/>
               </w:rPr>
             </w:pPr>
           </w:p>
@@ -1305,8 +1306,17 @@
               <w:rPr>
                 <w:rFonts w:eastAsia="Times New Roman" w:cs="Times New Roman"/>
                 <w:sz w:val="22"/>
+                <w:lang w:val="ru-RU"/>
               </w:rPr>
             </w:pPr>
+            <w:r>
+              <w:rPr>
+                <w:rFonts w:eastAsia="Times New Roman" w:cs="Times New Roman"/>
+                <w:sz w:val="22"/>
+                <w:lang w:val="ru-RU"/>
+              </w:rPr>
+              <w:t>Н.А. Ковалева</w:t>
+            </w:r>
           </w:p>
         </w:tc>
       </w:tr>
@@ -1320,6 +1330,7 @@
               <w:rPr>
                 <w:rFonts w:eastAsia="Times New Roman" w:cs="Times New Roman"/>
                 <w:sz w:val="22"/>
+                <w:lang w:val="ru-RU"/>
               </w:rPr>
             </w:pPr>
           </w:p>
@@ -1333,6 +1344,7 @@
               <w:rPr>
                 <w:rFonts w:eastAsia="Times New Roman" w:cs="Times New Roman"/>
                 <w:sz w:val="22"/>
+                <w:lang w:val="ru-RU"/>
               </w:rPr>
             </w:pPr>
           </w:p>
@@ -1346,6 +1358,7 @@
               <w:rPr>
                 <w:rFonts w:eastAsia="Times New Roman" w:cs="Times New Roman"/>
                 <w:sz w:val="22"/>
+                <w:lang w:val="ru-RU"/>
               </w:rPr>
             </w:pPr>
           </w:p>
@@ -1689,7 +1702,7 @@
                 <w:rFonts w:eastAsia="Times New Roman" w:cs="Times New Roman"/>
                 <w:sz w:val="24"/>
                 <w:szCs w:val="24"/>
-                <w:lang w:eastAsia="ru-RU"/>
+                <w:lang w:val="ru-RU" w:eastAsia="ru-RU"/>
               </w:rPr>
             </w:pPr>
           </w:p>
@@ -3305,6 +3318,7 @@
               <w:rPr>
                 <w:rFonts w:eastAsia="Times New Roman" w:cs="Times New Roman"/>
                 <w:sz w:val="22"/>
+                <w:lang w:val="ru-RU"/>
               </w:rPr>
             </w:pPr>
             <w:r>
@@ -3313,6 +3327,14 @@
                 <w:sz w:val="22"/>
               </w:rPr>
               <w:t>КАФЕДРА</w:t>
+            </w:r>
+            <w:r>
+              <w:rPr>
+                <w:rFonts w:eastAsia="Times New Roman" w:cs="Times New Roman"/>
+                <w:sz w:val="22"/>
+                <w:lang w:val="ru-RU"/>
+              </w:rPr>
+              <w:t xml:space="preserve"> ИУ-5</w:t>
             </w:r>
           </w:p>
         </w:tc>
@@ -3396,7 +3418,16 @@
                 <w:szCs w:val="20"/>
                 <w:lang w:val="ru-RU" w:eastAsia="ru-RU"/>
               </w:rPr>
-              <w:t xml:space="preserve">1. Разработать АИС, отвечающую на запросы о продуктах, категориях, блюдах, пользователях, рационах, </w:t>
+              <w:t xml:space="preserve">1. Разработать </w:t>
+            </w:r>
+            <w:r>
+              <w:rPr>
+                <w:rFonts w:eastAsia="Times New Roman" w:cs="Times New Roman"/>
+                <w:sz w:val="20"/>
+                <w:szCs w:val="20"/>
+                <w:lang w:val="ru-RU" w:eastAsia="ru-RU"/>
+              </w:rPr>
+              <w:t>АС, обеспечивающую управление данными о продуктах, категориях, блюдах, рационах</w:t>
             </w:r>
           </w:p>
         </w:tc>
@@ -3427,7 +3458,7 @@
                 <w:szCs w:val="20"/>
                 <w:lang w:val="ru-RU"/>
               </w:rPr>
-              <w:t>выполненных работах и использованных запчастях;</w:t>
+              <w:t>питания, пользователях.</w:t>
             </w:r>
           </w:p>
         </w:tc>
@@ -3467,17 +3498,7 @@
                 <w:szCs w:val="20"/>
                 <w:lang w:val="ru-RU" w:eastAsia="ru-RU"/>
               </w:rPr>
-              <w:t>В ходе курсового проектирования разработать техническое задание функциональную,</w:t>
-            </w:r>
-            <w:r>
-              <w:rPr>
-                <w:rFonts w:eastAsia="Times New Roman" w:cs="Times New Roman"/>
-                <w:spacing w:val="-3"/>
-                <w:sz w:val="20"/>
-                <w:szCs w:val="20"/>
-                <w:lang w:val="ru-RU" w:eastAsia="ru-RU"/>
-              </w:rPr>
-              <w:t xml:space="preserve"> </w:t>
+              <w:t>В ходе реализации АС спроектировать и составить техническое задание, функциональную</w:t>
             </w:r>
             <w:r>
               <w:rPr>
@@ -3486,7 +3507,7 @@
                 <w:szCs w:val="20"/>
                 <w:lang w:val="ru-RU" w:eastAsia="ru-RU"/>
               </w:rPr>
-              <w:t>инфологическую</w:t>
+              <w:t>,</w:t>
             </w:r>
           </w:p>
         </w:tc>
@@ -3518,6 +3539,15 @@
                 <w:szCs w:val="20"/>
                 <w:lang w:val="ru-RU" w:eastAsia="ru-RU"/>
               </w:rPr>
+              <w:t xml:space="preserve">инфологическую </w:t>
+            </w:r>
+            <w:r>
+              <w:rPr>
+                <w:rFonts w:eastAsia="Times New Roman" w:cs="Times New Roman"/>
+                <w:sz w:val="20"/>
+                <w:szCs w:val="20"/>
+                <w:lang w:val="ru-RU" w:eastAsia="ru-RU"/>
+              </w:rPr>
               <w:t>и</w:t>
             </w:r>
             <w:r>
@@ -3620,59 +3650,11 @@
             <w:r>
               <w:rPr>
                 <w:rFonts w:eastAsia="Times New Roman" w:cs="Times New Roman"/>
-                <w:spacing w:val="-4"/>
                 <w:sz w:val="20"/>
                 <w:szCs w:val="20"/>
                 <w:lang w:val="ru-RU" w:eastAsia="ru-RU"/>
               </w:rPr>
-              <w:t xml:space="preserve"> </w:t>
-            </w:r>
-            <w:r>
-              <w:rPr>
-                <w:rFonts w:eastAsia="Times New Roman" w:cs="Times New Roman"/>
-                <w:sz w:val="20"/>
-                <w:szCs w:val="20"/>
-                <w:lang w:val="ru-RU" w:eastAsia="ru-RU"/>
-              </w:rPr>
-              <w:t>структурную</w:t>
-            </w:r>
-            <w:r>
-              <w:rPr>
-                <w:rFonts w:eastAsia="Times New Roman" w:cs="Times New Roman"/>
-                <w:spacing w:val="-4"/>
-                <w:sz w:val="20"/>
-                <w:szCs w:val="20"/>
-                <w:lang w:val="ru-RU" w:eastAsia="ru-RU"/>
-              </w:rPr>
-              <w:t xml:space="preserve"> </w:t>
-            </w:r>
-            <w:r>
-              <w:rPr>
-                <w:rFonts w:eastAsia="Times New Roman" w:cs="Times New Roman"/>
-                <w:sz w:val="20"/>
-                <w:szCs w:val="20"/>
-                <w:lang w:val="ru-RU" w:eastAsia="ru-RU"/>
-              </w:rPr>
-              <w:t>схему,</w:t>
-            </w:r>
-            <w:r>
-              <w:rPr>
-                <w:rFonts w:eastAsia="Times New Roman" w:cs="Times New Roman"/>
-                <w:spacing w:val="-1"/>
-                <w:sz w:val="20"/>
-                <w:szCs w:val="20"/>
-                <w:lang w:val="ru-RU" w:eastAsia="ru-RU"/>
-              </w:rPr>
-              <w:t xml:space="preserve"> </w:t>
-            </w:r>
-            <w:r>
-              <w:rPr>
-                <w:rFonts w:eastAsia="Times New Roman" w:cs="Times New Roman"/>
-                <w:sz w:val="20"/>
-                <w:szCs w:val="20"/>
-                <w:lang w:val="ru-RU" w:eastAsia="ru-RU"/>
-              </w:rPr>
-              <w:t>схему</w:t>
+              <w:t xml:space="preserve"> структуру</w:t>
             </w:r>
           </w:p>
         </w:tc>
@@ -3869,7 +3851,16 @@
                 <w:szCs w:val="20"/>
                 <w:lang w:val="ru-RU" w:eastAsia="ru-RU"/>
               </w:rPr>
-              <w:t>3. В ходе лабораторного практикума выполнить практическую реализацию</w:t>
+              <w:t xml:space="preserve">3. </w:t>
+            </w:r>
+            <w:r>
+              <w:rPr>
+                <w:rFonts w:eastAsia="Times New Roman" w:cs="Times New Roman"/>
+                <w:sz w:val="20"/>
+                <w:szCs w:val="20"/>
+                <w:lang w:val="ru-RU" w:eastAsia="ru-RU"/>
+              </w:rPr>
+              <w:t xml:space="preserve">Выполнить практическую реализацию реляционной базы данных и автоматизированной </w:t>
             </w:r>
           </w:p>
         </w:tc>
@@ -3894,67 +3885,14 @@
                 <w:lang w:val="ru-RU" w:eastAsia="ru-RU"/>
               </w:rPr>
             </w:pPr>
-            <w:proofErr w:type="spellStart"/>
             <w:r>
               <w:rPr>
                 <w:rFonts w:eastAsia="Times New Roman" w:cs="Times New Roman"/>
                 <w:sz w:val="20"/>
                 <w:szCs w:val="20"/>
-                <w:lang w:eastAsia="ru-RU"/>
-              </w:rPr>
-              <w:t>автоматизированной</w:t>
-            </w:r>
-            <w:proofErr w:type="spellEnd"/>
-            <w:r>
-              <w:rPr>
-                <w:rFonts w:eastAsia="Times New Roman" w:cs="Times New Roman"/>
-                <w:spacing w:val="-3"/>
-                <w:sz w:val="20"/>
-                <w:szCs w:val="20"/>
-                <w:lang w:eastAsia="ru-RU"/>
-              </w:rPr>
-              <w:t xml:space="preserve"> </w:t>
-            </w:r>
-            <w:proofErr w:type="spellStart"/>
-            <w:r>
-              <w:rPr>
-                <w:rFonts w:eastAsia="Times New Roman" w:cs="Times New Roman"/>
-                <w:sz w:val="20"/>
-                <w:szCs w:val="20"/>
-                <w:lang w:eastAsia="ru-RU"/>
-              </w:rPr>
-              <w:t>информационной</w:t>
-            </w:r>
-            <w:proofErr w:type="spellEnd"/>
-            <w:r>
-              <w:rPr>
-                <w:rFonts w:eastAsia="Times New Roman" w:cs="Times New Roman"/>
-                <w:spacing w:val="-2"/>
-                <w:sz w:val="20"/>
-                <w:szCs w:val="20"/>
-                <w:lang w:eastAsia="ru-RU"/>
-              </w:rPr>
-              <w:t xml:space="preserve"> </w:t>
-            </w:r>
-            <w:proofErr w:type="spellStart"/>
-            <w:r>
-              <w:rPr>
-                <w:rFonts w:eastAsia="Times New Roman" w:cs="Times New Roman"/>
-                <w:sz w:val="20"/>
-                <w:szCs w:val="20"/>
-                <w:lang w:eastAsia="ru-RU"/>
-              </w:rPr>
-              <w:t>системы</w:t>
-            </w:r>
-            <w:proofErr w:type="spellEnd"/>
-            <w:r>
-              <w:rPr>
-                <w:rFonts w:eastAsia="Times New Roman" w:cs="Times New Roman"/>
-                <w:sz w:val="20"/>
-                <w:szCs w:val="20"/>
-                <w:lang w:eastAsia="ru-RU"/>
-              </w:rPr>
-              <w:t>.</w:t>
+                <w:lang w:val="ru-RU" w:eastAsia="ru-RU"/>
+              </w:rPr>
+              <w:t>информационной системы «Планирование рациона питания».</w:t>
             </w:r>
           </w:p>
         </w:tc>
@@ -4989,6 +4927,14 @@
                 <w:lang w:val="ru-RU"/>
               </w:rPr>
             </w:pPr>
+            <w:r>
+              <w:rPr>
+                <w:rFonts w:eastAsia="Times New Roman" w:cs="Times New Roman"/>
+                <w:sz w:val="22"/>
+                <w:lang w:val="ru-RU"/>
+              </w:rPr>
+              <w:t>Н.А. Ковалева</w:t>
+            </w:r>
           </w:p>
         </w:tc>
       </w:tr>
@@ -6743,7 +6689,7 @@
                 <w:lang w:eastAsia="ru-RU"/>
                 <w14:ligatures w14:val="none"/>
               </w:rPr>
-              <w:t>________</w:t>
+              <w:t>10.02.26</w:t>
             </w:r>
           </w:p>
           <w:p>
@@ -6800,10 +6746,19 @@
                 <w:kern w:val="0"/>
                 <w:sz w:val="20"/>
                 <w:szCs w:val="20"/>
-                <w:lang w:val="en-GB"/>
                 <w14:ligatures w14:val="none"/>
               </w:rPr>
             </w:pPr>
+            <w:r>
+              <w:rPr>
+                <w:rFonts w:eastAsia="Times New Roman" w:cs="Times New Roman"/>
+                <w:kern w:val="0"/>
+                <w:sz w:val="20"/>
+                <w:szCs w:val="20"/>
+                <w14:ligatures w14:val="none"/>
+              </w:rPr>
+              <w:t>10.02.26</w:t>
+            </w:r>
           </w:p>
         </w:tc>
         <w:tc>
@@ -6984,7 +6939,7 @@
                 <w:lang w:eastAsia="ru-RU"/>
                 <w14:ligatures w14:val="none"/>
               </w:rPr>
-              <w:t>________</w:t>
+              <w:t>01.04.26</w:t>
             </w:r>
           </w:p>
           <w:p>
@@ -7068,10 +7023,19 @@
                 <w:kern w:val="0"/>
                 <w:sz w:val="20"/>
                 <w:szCs w:val="20"/>
-                <w:lang w:val="en-GB"/>
                 <w14:ligatures w14:val="none"/>
               </w:rPr>
             </w:pPr>
+            <w:r>
+              <w:rPr>
+                <w:rFonts w:eastAsia="Times New Roman" w:cs="Times New Roman"/>
+                <w:kern w:val="0"/>
+                <w:sz w:val="20"/>
+                <w:szCs w:val="20"/>
+                <w14:ligatures w14:val="none"/>
+              </w:rPr>
+              <w:t>01.04.26</w:t>
+            </w:r>
           </w:p>
         </w:tc>
         <w:tc>
@@ -7232,6 +7196,7 @@
               <w:autoSpaceDE w:val="0"/>
               <w:autoSpaceDN w:val="0"/>
               <w:spacing w:after="0"/>
+              <w:jc w:val="center"/>
               <w:rPr>
                 <w:rFonts w:eastAsia="Times New Roman" w:cs="Times New Roman"/>
                 <w:i/>
@@ -7252,7 +7217,7 @@
                 <w:lang w:eastAsia="ru-RU"/>
                 <w14:ligatures w14:val="none"/>
               </w:rPr>
-              <w:t>_________</w:t>
+              <w:t>01.05.26</w:t>
             </w:r>
           </w:p>
           <w:p>
@@ -7337,10 +7302,19 @@
                 <w:kern w:val="0"/>
                 <w:sz w:val="20"/>
                 <w:szCs w:val="20"/>
-                <w:lang w:val="en-GB"/>
                 <w14:ligatures w14:val="none"/>
               </w:rPr>
             </w:pPr>
+            <w:r>
+              <w:rPr>
+                <w:rFonts w:eastAsia="Times New Roman" w:cs="Times New Roman"/>
+                <w:kern w:val="0"/>
+                <w:sz w:val="20"/>
+                <w:szCs w:val="20"/>
+                <w14:ligatures w14:val="none"/>
+              </w:rPr>
+              <w:t>01.05.26</w:t>
+            </w:r>
           </w:p>
         </w:tc>
         <w:tc>
@@ -7522,7 +7496,7 @@
                 <w:lang w:eastAsia="ru-RU"/>
                 <w14:ligatures w14:val="none"/>
               </w:rPr>
-              <w:t>________</w:t>
+              <w:t>28.05.26</w:t>
             </w:r>
           </w:p>
           <w:p>
@@ -7607,10 +7581,19 @@
                 <w:kern w:val="0"/>
                 <w:sz w:val="20"/>
                 <w:szCs w:val="20"/>
-                <w:lang w:val="en-GB"/>
                 <w14:ligatures w14:val="none"/>
               </w:rPr>
             </w:pPr>
+            <w:r>
+              <w:rPr>
+                <w:rFonts w:eastAsia="Times New Roman" w:cs="Times New Roman"/>
+                <w:kern w:val="0"/>
+                <w:sz w:val="20"/>
+                <w:szCs w:val="20"/>
+                <w14:ligatures w14:val="none"/>
+              </w:rPr>
+              <w:t>28.05.26</w:t>
+            </w:r>
           </w:p>
         </w:tc>
         <w:tc>
@@ -7792,7 +7775,7 @@
                 <w:lang w:eastAsia="ru-RU"/>
                 <w14:ligatures w14:val="none"/>
               </w:rPr>
-              <w:t>________</w:t>
+              <w:t>28.05.26</w:t>
             </w:r>
           </w:p>
           <w:p>
@@ -7877,10 +7860,19 @@
                 <w:kern w:val="0"/>
                 <w:sz w:val="20"/>
                 <w:szCs w:val="20"/>
-                <w:lang w:val="en-GB"/>
                 <w14:ligatures w14:val="none"/>
               </w:rPr>
             </w:pPr>
+            <w:r>
+              <w:rPr>
+                <w:rFonts w:eastAsia="Times New Roman" w:cs="Times New Roman"/>
+                <w:kern w:val="0"/>
+                <w:sz w:val="20"/>
+                <w:szCs w:val="20"/>
+                <w14:ligatures w14:val="none"/>
+              </w:rPr>
+              <w:t>28.05.26</w:t>
+            </w:r>
           </w:p>
         </w:tc>
         <w:tc>
@@ -8046,8 +8038,7 @@
                 <w:i/>
                 <w:noProof/>
                 <w:kern w:val="0"/>
-                <w:sz w:val="12"/>
-                <w:szCs w:val="12"/>
+                <w:sz w:val="22"/>
                 <w:lang w:eastAsia="ru-RU"/>
                 <w14:ligatures w14:val="none"/>
               </w:rPr>
@@ -8058,12 +8049,11 @@
                 <w:i/>
                 <w:noProof/>
                 <w:kern w:val="0"/>
-                <w:sz w:val="12"/>
-                <w:szCs w:val="12"/>
+                <w:sz w:val="22"/>
                 <w:lang w:eastAsia="ru-RU"/>
                 <w14:ligatures w14:val="none"/>
               </w:rPr>
-              <w:t>_____________</w:t>
+              <w:t>28.05.26</w:t>
             </w:r>
           </w:p>
           <w:p>
@@ -8121,10 +8111,19 @@
                 <w:kern w:val="0"/>
                 <w:sz w:val="20"/>
                 <w:szCs w:val="20"/>
-                <w:lang w:val="en-GB"/>
                 <w14:ligatures w14:val="none"/>
               </w:rPr>
             </w:pPr>
+            <w:r>
+              <w:rPr>
+                <w:rFonts w:eastAsia="Times New Roman" w:cs="Times New Roman"/>
+                <w:kern w:val="0"/>
+                <w:sz w:val="20"/>
+                <w:szCs w:val="20"/>
+                <w14:ligatures w14:val="none"/>
+              </w:rPr>
+              <w:t>28.05.26</w:t>
+            </w:r>
           </w:p>
         </w:tc>
         <w:tc>
@@ -8848,27 +8847,7 @@
             <w:sz w:val="28"/>
             <w:szCs w:val="28"/>
           </w:rPr>
-          <w:t>2. Изображение п</w:t>
-        </w:r>
-        <w:r>
-          <w:rPr>
-            <w:rStyle w:val="afb"/>
-            <w:rFonts w:ascii="Times New Roman" w:hAnsi="Times New Roman" w:cs="Times New Roman"/>
-            <w:noProof/>
-            <w:sz w:val="28"/>
-            <w:szCs w:val="28"/>
-          </w:rPr>
-          <w:t>р</w:t>
-        </w:r>
-        <w:r>
-          <w:rPr>
-            <w:rStyle w:val="afb"/>
-            <w:rFonts w:ascii="Times New Roman" w:hAnsi="Times New Roman" w:cs="Times New Roman"/>
-            <w:noProof/>
-            <w:sz w:val="28"/>
-            <w:szCs w:val="28"/>
-          </w:rPr>
-          <w:t>едметной области</w:t>
+          <w:t>2. Изображение предметной области</w:t>
         </w:r>
         <w:r>
           <w:rPr>
@@ -21566,23 +21545,35 @@
         <w:spacing w:after="0" w:line="360" w:lineRule="auto"/>
         <w:ind w:firstLine="709"/>
         <w:jc w:val="both"/>
+        <w:rPr>
+          <w:lang w:val="en-US"/>
+        </w:rPr>
       </w:pPr>
       <w:r>
         <w:t>Исходный</w:t>
       </w:r>
       <w:r>
+        <w:rPr>
+          <w:lang w:val="en-US"/>
+        </w:rPr>
         <w:t xml:space="preserve"> </w:t>
       </w:r>
       <w:r>
         <w:t>запрос</w:t>
       </w:r>
       <w:r>
+        <w:rPr>
+          <w:lang w:val="en-US"/>
+        </w:rPr>
         <w:t>:</w:t>
       </w:r>
     </w:p>
     <w:p>
       <w:pPr>
         <w:spacing w:after="0" w:line="360" w:lineRule="auto"/>
+        <w:rPr>
+          <w:lang w:val="en-US"/>
+        </w:rPr>
       </w:pPr>
       <w:r>
         <w:rPr>
@@ -21596,6 +21587,7 @@
         <w:rPr>
           <w:rFonts w:ascii="Consolas" w:eastAsia="Consolas" w:hAnsi="Consolas" w:cs="Consolas"/>
           <w:sz w:val="22"/>
+          <w:lang w:val="en-US"/>
         </w:rPr>
         <w:t xml:space="preserve"> </w:t>
       </w:r>
@@ -21611,6 +21603,9 @@
     <w:p>
       <w:pPr>
         <w:spacing w:after="0" w:line="360" w:lineRule="auto"/>
+        <w:rPr>
+          <w:lang w:val="en-US"/>
+        </w:rPr>
       </w:pPr>
       <w:r>
         <w:rPr>
@@ -21624,6 +21619,7 @@
         <w:rPr>
           <w:rFonts w:ascii="Consolas" w:eastAsia="Consolas" w:hAnsi="Consolas" w:cs="Consolas"/>
           <w:sz w:val="22"/>
+          <w:lang w:val="en-US"/>
         </w:rPr>
         <w:t xml:space="preserve"> </w:t>
       </w:r>
@@ -21639,6 +21635,7 @@
         <w:rPr>
           <w:rFonts w:ascii="Consolas" w:eastAsia="Consolas" w:hAnsi="Consolas" w:cs="Consolas"/>
           <w:sz w:val="22"/>
+          <w:lang w:val="en-US"/>
         </w:rPr>
         <w:t xml:space="preserve"> </w:t>
       </w:r>
@@ -21654,6 +21651,7 @@
         <w:rPr>
           <w:rFonts w:ascii="Consolas" w:eastAsia="Consolas" w:hAnsi="Consolas" w:cs="Consolas"/>
           <w:sz w:val="22"/>
+          <w:lang w:val="en-US"/>
         </w:rPr>
         <w:t xml:space="preserve"> </w:t>
       </w:r>
@@ -21669,6 +21667,7 @@
         <w:rPr>
           <w:rFonts w:ascii="Consolas" w:eastAsia="Consolas" w:hAnsi="Consolas" w:cs="Consolas"/>
           <w:sz w:val="22"/>
+          <w:lang w:val="en-US"/>
         </w:rPr>
         <w:t xml:space="preserve"> </w:t>
       </w:r>
@@ -21684,6 +21683,7 @@
         <w:rPr>
           <w:rFonts w:ascii="Consolas" w:eastAsia="Consolas" w:hAnsi="Consolas" w:cs="Consolas"/>
           <w:sz w:val="22"/>
+          <w:lang w:val="en-US"/>
         </w:rPr>
         <w:t xml:space="preserve"> </w:t>
       </w:r>
@@ -21699,6 +21699,7 @@
         <w:rPr>
           <w:rFonts w:ascii="Consolas" w:eastAsia="Consolas" w:hAnsi="Consolas" w:cs="Consolas"/>
           <w:sz w:val="22"/>
+          <w:lang w:val="en-US"/>
         </w:rPr>
         <w:t xml:space="preserve"> &gt; 200;</w:t>
       </w:r>
@@ -21708,29 +21709,44 @@
         <w:spacing w:after="0" w:line="360" w:lineRule="auto"/>
         <w:ind w:firstLine="709"/>
         <w:jc w:val="both"/>
+        <w:rPr>
+          <w:lang w:val="en-US"/>
+        </w:rPr>
       </w:pPr>
       <w:r>
         <w:t>Анализ</w:t>
       </w:r>
       <w:r>
+        <w:rPr>
+          <w:lang w:val="en-US"/>
+        </w:rPr>
         <w:t xml:space="preserve"> </w:t>
       </w:r>
       <w:r>
         <w:t>плана</w:t>
       </w:r>
       <w:r>
+        <w:rPr>
+          <w:lang w:val="en-US"/>
+        </w:rPr>
         <w:t xml:space="preserve"> </w:t>
       </w:r>
       <w:r>
         <w:t>до</w:t>
       </w:r>
       <w:r>
+        <w:rPr>
+          <w:lang w:val="en-US"/>
+        </w:rPr>
         <w:t xml:space="preserve"> </w:t>
       </w:r>
       <w:r>
         <w:t>оптимизации</w:t>
       </w:r>
       <w:r>
+        <w:rPr>
+          <w:lang w:val="en-US"/>
+        </w:rPr>
         <w:t>:</w:t>
       </w:r>
     </w:p>
@@ -21967,17 +21983,26 @@
         <w:spacing w:after="0" w:line="360" w:lineRule="auto"/>
         <w:ind w:firstLine="709"/>
         <w:jc w:val="both"/>
+        <w:rPr>
+          <w:lang w:val="en-US"/>
+        </w:rPr>
       </w:pPr>
       <w:r>
         <w:t>Создадим</w:t>
       </w:r>
       <w:r>
+        <w:rPr>
+          <w:lang w:val="en-US"/>
+        </w:rPr>
         <w:t xml:space="preserve"> </w:t>
       </w:r>
       <w:r>
         <w:t>индекс</w:t>
       </w:r>
       <w:r>
+        <w:rPr>
+          <w:lang w:val="en-US"/>
+        </w:rPr>
         <w:t>:</w:t>
       </w:r>
     </w:p>
@@ -28136,7 +28161,7 @@
           <w:szCs w:val="24"/>
           <w14:ligatures w14:val="none"/>
         </w:rPr>
-        <w:t>5</w:t>
+        <w:t>6</w:t>
       </w:r>
     </w:p>
     <w:p>
@@ -52281,8 +52306,10 @@
     <w:rsid w:val="00601FD7"/>
     <w:rsid w:val="00676AD6"/>
     <w:rsid w:val="0073632A"/>
+    <w:rsid w:val="00836B26"/>
     <w:rsid w:val="008D1DCE"/>
     <w:rsid w:val="008E5522"/>
+    <w:rsid w:val="00AA56F2"/>
     <w:rsid w:val="00AC0D83"/>
     <w:rsid w:val="00AD4F33"/>
     <w:rsid w:val="00AE7CC1"/>
@@ -52291,6 +52318,8 @@
     <w:rsid w:val="00D52D97"/>
     <w:rsid w:val="00D92D14"/>
     <w:rsid w:val="00DC7902"/>
+    <w:rsid w:val="00E70799"/>
+    <w:rsid w:val="00EC716F"/>
   </w:rsids>
   <m:mathPr>
     <m:mathFont m:val="Cambria Math"/>
